--- a/assets/catalog/T04.docx
+++ b/assets/catalog/T04.docx
@@ -1520,7 +1520,7 @@
                   <wp:posOffset>-9525</wp:posOffset>
                 </wp:positionH>
                 <wp:positionV relativeFrom="paragraph">
-                  <wp:posOffset>8166100</wp:posOffset>
+                  <wp:posOffset>8953500</wp:posOffset>
                 </wp:positionV>
                 <wp:extent cx="1732280" cy="875665"/>
                 <wp:effectExtent l="0" t="0" r="1270" b="635"/>
@@ -1946,6 +1946,7 @@
                                 <w:rFonts w:ascii="微软雅黑" w:hAnsi="微软雅黑" w:eastAsia="微软雅黑"/>
                                 <w:szCs w:val="21"/>
                               </w:rPr>
+                              <w:jc w:val="left"/>
                             </w:pPr>
                             <w:r>
                               <w:rPr>
@@ -1974,12 +1975,13 @@
                                 <w:numId w:val="2"/>
                               </w:numPr>
                               <w:snapToGrid w:val="0"/>
-                              <w:spacing w:line="380" w:lineRule="exact"/>
+                              <w:spacing w:line="300" w:lineRule="exact" w:after="0"/>
                               <w:ind w:firstLineChars="0"/>
                               <w:rPr>
                                 <w:rFonts w:ascii="微软雅黑" w:hAnsi="微软雅黑" w:eastAsia="微软雅黑"/>
                                 <w:szCs w:val="21"/>
                               </w:rPr>
+                              <w:jc w:val="left"/>
                             </w:pPr>
                             <w:r>
                               <w:rPr>
@@ -1997,12 +1999,13 @@
                                 <w:numId w:val="2"/>
                               </w:numPr>
                               <w:snapToGrid w:val="0"/>
-                              <w:spacing w:line="380" w:lineRule="exact"/>
+                              <w:spacing w:line="300" w:lineRule="exact" w:after="0"/>
                               <w:ind w:firstLineChars="0"/>
                               <w:rPr>
                                 <w:rFonts w:ascii="微软雅黑" w:hAnsi="微软雅黑" w:eastAsia="微软雅黑"/>
                                 <w:szCs w:val="21"/>
                               </w:rPr>
+                              <w:jc w:val="left"/>
                             </w:pPr>
                             <w:r>
                               <w:rPr>
@@ -2048,6 +2051,7 @@
                                 <w:rFonts w:ascii="微软雅黑" w:hAnsi="微软雅黑" w:eastAsia="微软雅黑"/>
                                 <w:szCs w:val="21"/>
                               </w:rPr>
+                              <w:jc w:val="left"/>
                             </w:pPr>
                           </w:p>
                           <w:p>
@@ -2058,6 +2062,7 @@
                                 <w:rFonts w:ascii="微软雅黑" w:hAnsi="微软雅黑" w:eastAsia="微软雅黑"/>
                                 <w:szCs w:val="21"/>
                               </w:rPr>
+                              <w:jc w:val="left"/>
                             </w:pPr>
                           </w:p>
                           <w:p>
@@ -2068,6 +2073,7 @@
                                 <w:rFonts w:ascii="微软雅黑" w:hAnsi="微软雅黑" w:eastAsia="微软雅黑"/>
                                 <w:szCs w:val="21"/>
                               </w:rPr>
+                              <w:jc w:val="left"/>
                             </w:pPr>
                             <w:r>
                               <w:rPr>
@@ -2236,6 +2242,7 @@
                           <w:rFonts w:ascii="微软雅黑" w:hAnsi="微软雅黑" w:eastAsia="微软雅黑"/>
                           <w:szCs w:val="21"/>
                         </w:rPr>
+                        <w:jc w:val="left"/>
                       </w:pPr>
                       <w:r>
                         <w:rPr>
@@ -2264,12 +2271,13 @@
                           <w:numId w:val="2"/>
                         </w:numPr>
                         <w:snapToGrid w:val="0"/>
-                        <w:spacing w:line="380" w:lineRule="exact"/>
+                        <w:spacing w:line="300" w:lineRule="exact" w:after="0"/>
                         <w:ind w:firstLineChars="0"/>
                         <w:rPr>
                           <w:rFonts w:ascii="微软雅黑" w:hAnsi="微软雅黑" w:eastAsia="微软雅黑"/>
                           <w:szCs w:val="21"/>
                         </w:rPr>
+                        <w:jc w:val="left"/>
                       </w:pPr>
                       <w:r>
                         <w:rPr>
@@ -2287,12 +2295,13 @@
                           <w:numId w:val="2"/>
                         </w:numPr>
                         <w:snapToGrid w:val="0"/>
-                        <w:spacing w:line="380" w:lineRule="exact"/>
+                        <w:spacing w:line="300" w:lineRule="exact" w:after="0"/>
                         <w:ind w:firstLineChars="0"/>
                         <w:rPr>
                           <w:rFonts w:ascii="微软雅黑" w:hAnsi="微软雅黑" w:eastAsia="微软雅黑"/>
                           <w:szCs w:val="21"/>
                         </w:rPr>
+                        <w:jc w:val="left"/>
                       </w:pPr>
                       <w:r>
                         <w:rPr>
@@ -2338,6 +2347,7 @@
                           <w:rFonts w:ascii="微软雅黑" w:hAnsi="微软雅黑" w:eastAsia="微软雅黑"/>
                           <w:szCs w:val="21"/>
                         </w:rPr>
+                        <w:jc w:val="left"/>
                       </w:pPr>
                     </w:p>
                     <w:p>
@@ -2348,6 +2358,7 @@
                           <w:rFonts w:ascii="微软雅黑" w:hAnsi="微软雅黑" w:eastAsia="微软雅黑"/>
                           <w:szCs w:val="21"/>
                         </w:rPr>
+                        <w:jc w:val="left"/>
                       </w:pPr>
                     </w:p>
                     <w:p>
@@ -2358,6 +2369,7 @@
                           <w:rFonts w:ascii="微软雅黑" w:hAnsi="微软雅黑" w:eastAsia="微软雅黑"/>
                           <w:szCs w:val="21"/>
                         </w:rPr>
+                        <w:jc w:val="left"/>
                       </w:pPr>
                       <w:r>
                         <w:rPr>
@@ -2477,11 +2489,24 @@
                         <wps:spPr>
                           <a:xfrm>
                             <a:off x="6992" y="3583"/>
-                            <a:ext cx="0" cy="12699"/>
+                            <a:ext cx="1" cy="12699"/>
                           </a:xfrm>
-                          <a:prstGeom prst="line">
+                          <a:custGeom>
                             <a:avLst/>
-                          </a:prstGeom>
+                            <a:gdLst/>
+                            <a:ahLst/>
+                            <a:cxnLst/>
+                            <a:pathLst>
+                              <a:path w="1" h="12699" fill="none">
+                                <a:moveTo>
+                                  <a:pt x="0" y="0"/>
+                                </a:moveTo>
+                                <a:lnTo>
+                                  <a:pt x="0" y="12699"/>
+                                </a:lnTo>
+                              </a:path>
+                            </a:pathLst>
+                          </a:custGeom>
                           <a:ln>
                             <a:solidFill>
                               <a:schemeClr val="bg1">
@@ -2976,11 +3001,11 @@
             <w:drawing>
               <wp:anchor distT="0" distB="0" distL="114300" distR="114300" simplePos="0" relativeHeight="251693056" behindDoc="0" locked="0" layoutInCell="1" allowOverlap="1">
                 <wp:simplePos x="0" y="0"/>
-                <wp:positionH relativeFrom="column">
-                  <wp:posOffset>-652780</wp:posOffset>
+                <wp:positionH relativeFrom="page">
+                  <wp:posOffset>127000</wp:posOffset>
                 </wp:positionH>
-                <wp:positionV relativeFrom="paragraph">
-                  <wp:posOffset>-200025</wp:posOffset>
+                <wp:positionV relativeFrom="page">
+                  <wp:posOffset>63500</wp:posOffset>
                 </wp:positionV>
                 <wp:extent cx="1545590" cy="508635"/>
                 <wp:effectExtent l="0" t="361950" r="0" b="365760"/>
@@ -2992,7 +3017,7 @@
                     <wps:wsp>
                       <wps:cNvSpPr txBox="1"/>
                       <wps:spPr>
-                        <a:xfrm rot="19507550">
+                        <a:xfrm rot="0">
                           <a:off x="0" y="0"/>
                           <a:ext cx="1545590" cy="508635"/>
                         </a:xfrm>
@@ -3030,7 +3055,7 @@
                                 <w:rFonts w:ascii="Arial" w:hAnsi="Arial" w:eastAsia="微软雅黑" w:cs="Arial"/>
                                 <w:color w:val="0070C0"/>
                                 <w:spacing w:val="20"/>
-                                <w:sz w:val="36"/>
+                                <w:sz w:val="28"/>
                                 <w:szCs w:val="28"/>
                               </w:rPr>
                             </w:pPr>
@@ -3039,7 +3064,7 @@
                                 <w:rFonts w:ascii="Arial" w:hAnsi="Arial" w:eastAsia="微软雅黑" w:cs="Arial"/>
                                 <w:color w:val="0070C0"/>
                                 <w:spacing w:val="20"/>
-                                <w:sz w:val="36"/>
+                                <w:sz w:val="28"/>
                                 <w:szCs w:val="28"/>
                               </w:rPr>
                               <w:t>RESUME</w:t>
@@ -3058,7 +3083,7 @@
           </mc:Choice>
           <mc:Fallback>
             <w:pict>
-              <v:shape id="_x0000_s1026" o:spid="_x0000_s1026" o:spt="202" type="#_x0000_t202" style="position:absolute;left:0pt;margin-left:-51.4pt;margin-top:-15.75pt;height:40.05pt;width:121.7pt;rotation:-2285513f;z-index:251693056;mso-width-relative:page;mso-height-relative:page;" filled="f" stroked="f" coordsize="21600,21600" o:gfxdata="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">
+              <v:shape id="_x0000_s1026" o:spid="_x0000_s1026" o:spt="202" type="#_x0000_t202" style="position:absolute;left:0pt;margin-left:10pt;margin-top:5pt;height:40.05pt;width:121.7pt;rotation:0;z-index:251693056;mso-width-relative:page;mso-height-relative:page;" filled="f" stroked="f" coordsize="21600,21600" o:gfxdata="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">
                 <v:fill on="f" focussize="0,0"/>
                 <v:stroke on="f" weight="0.5pt"/>
                 <v:imagedata o:title=""/>
@@ -3074,7 +3099,7 @@
                           <w:rFonts w:ascii="Arial" w:hAnsi="Arial" w:eastAsia="微软雅黑" w:cs="Arial"/>
                           <w:color w:val="0070C0"/>
                           <w:spacing w:val="20"/>
-                          <w:sz w:val="36"/>
+                          <w:sz w:val="28"/>
                           <w:szCs w:val="28"/>
                         </w:rPr>
                       </w:pPr>
@@ -3083,7 +3108,7 @@
                           <w:rFonts w:ascii="Arial" w:hAnsi="Arial" w:eastAsia="微软雅黑" w:cs="Arial"/>
                           <w:color w:val="0070C0"/>
                           <w:spacing w:val="20"/>
-                          <w:sz w:val="36"/>
+                          <w:sz w:val="28"/>
                           <w:szCs w:val="28"/>
                         </w:rPr>
                         <w:t>RESUME</w:t>
